--- a/INDICADORES PARA EVALUACIÓN DEL EJERCICIO PRACTICO.docx
+++ b/INDICADORES PARA EVALUACIÓN DEL EJERCICIO PRACTICO.docx
@@ -1144,7 +1144,7 @@
                 <w:b/>
                 <w:bCs/>
               </w:rPr>
-              <w:t>GESTIÓN Y ANÁLISIS DE DATOS</w:t>
+              <w:t>ANÁLISIS DE INVESTIGACIÓN CRIMINAL</w:t>
             </w:r>
           </w:p>
         </w:tc>
@@ -1205,7 +1205,10 @@
               </w:rPr>
             </w:pPr>
             <w:r>
-              <w:t>Capacidad de recopilar, procesar, depurar y analizar información proveniente de diversas fuentes.</w:t>
+              <w:rPr>
+                <w:color w:val="000000"/>
+              </w:rPr>
+              <w:t>Análisis del plan de investigación o presentan un plan de investigación</w:t>
             </w:r>
           </w:p>
         </w:tc>
@@ -1262,7 +1265,24 @@
               </w:rPr>
             </w:pPr>
             <w:r>
-              <w:t>Uso de herramientas tecnológicas y metodologías de análisis de datos.</w:t>
+              <w:rPr>
+                <w:color w:val="000000"/>
+              </w:rPr>
+              <w:t>Realizan el mapeo de jerarquías (tipo de estructura criminal, nodos y enlaces (</w:t>
+            </w:r>
+            <w:proofErr w:type="spellStart"/>
+            <w:r>
+              <w:rPr>
+                <w:color w:val="000000"/>
+              </w:rPr>
+              <w:t>falicitadores</w:t>
+            </w:r>
+            <w:proofErr w:type="spellEnd"/>
+            <w:r>
+              <w:rPr>
+                <w:color w:val="000000"/>
+              </w:rPr>
+              <w:t>)</w:t>
             </w:r>
           </w:p>
         </w:tc>
@@ -1319,7 +1339,10 @@
               </w:rPr>
             </w:pPr>
             <w:r>
-              <w:t>Orientadas a la generación de insumos analíticos que aporten valor al proceso investigativo.</w:t>
+              <w:rPr>
+                <w:color w:val="000000"/>
+              </w:rPr>
+              <w:t>Evaluación procedimental (robustes de las pruebas o evidencias presentadas)</w:t>
             </w:r>
           </w:p>
         </w:tc>
@@ -1743,7 +1766,21 @@
                 <w:b/>
                 <w:bCs/>
               </w:rPr>
-              <w:t>CIBERINTELIGENCIA Y OSINT</w:t>
+              <w:t>OSINT</w:t>
+            </w:r>
+            <w:r>
+              <w:rPr>
+                <w:b/>
+                <w:bCs/>
+              </w:rPr>
+              <w:t xml:space="preserve"> Y </w:t>
+            </w:r>
+            <w:r>
+              <w:rPr>
+                <w:b/>
+                <w:bCs/>
+              </w:rPr>
+              <w:t>CIBERINTELIGENCIA</w:t>
             </w:r>
           </w:p>
         </w:tc>
